--- a/outputs/sepsis_project_report.docx
+++ b/outputs/sepsis_project_report.docx
@@ -1849,7 +1849,7 @@
               <w:rPr>
                 <w:sz w:val="18"/>
               </w:rPr>
-              <w:t>optimized.yaml</w:t>
+              <w:t>optimized.yaml (Optuna Trial 8)</w:t>
             </w:r>
           </w:p>
         </w:tc>
@@ -1862,7 +1862,7 @@
               <w:rPr>
                 <w:sz w:val="18"/>
               </w:rPr>
-              <w:t>0.322</w:t>
+              <w:t>0.337</w:t>
             </w:r>
           </w:p>
         </w:tc>
@@ -1875,7 +1875,7 @@
               <w:rPr>
                 <w:sz w:val="18"/>
               </w:rPr>
-              <w:t>0.65</w:t>
+              <w:t>0.40</w:t>
             </w:r>
           </w:p>
         </w:tc>
@@ -1897,12 +1897,12 @@
     <w:p/>
     <w:p>
       <w:r>
-        <w:t>The GRU with temporal attention substantially outperforms the LightGBM baseline, achieving a utility score of 0.322 compared to 0.137. This represents a 135% relative improvement and demonstrates the significant benefit of native temporal modeling for this task. The LightGBM model, despite incorporating handcrafted rolling and trend features, cannot capture the complex temporal patterns that the GRU learns directly from the sequence of observations.</w:t>
+        <w:t>The GRU with temporal attention substantially outperforms the LightGBM baseline, achieving a utility score of 0.337 compared to 0.137. This represents a 146% relative improvement and demonstrates the significant benefit of native temporal modeling for this task. The LightGBM model, despite incorporating handcrafted rolling and trend features, cannot capture the complex temporal patterns that the GRU learns directly from the sequence of observations.</w:t>
       </w:r>
     </w:p>
     <w:p>
       <w:r>
-        <w:t>The difference between the default and optimized GRU configurations is more modest, with the optimized model improving from 0.308 to 0.322 (a 4.5% relative gain). The key differences between configurations are the use of a single GRU layer instead of two, a higher learning rate (0.0026 vs 0.001), and the addition of bidirectional processing. The finding that a single bidirectional layer outperforms two unidirectional layers suggests that for 24-hour windows, the ability to incorporate future context within the window is more valuable than additional depth.</w:t>
+        <w:t>The optimized GRU configuration uses the best hyperparameters identified through Optuna search (Trial 8): a hidden size of 256, a single bidirectional GRU layer, dropout of 0.1, learning rate of 0.00095, batch size of 32, and a positive weight multiplier of 0.5. With full 50-epoch training (early stopping at epoch 47, best at epoch 37), this configuration achieved 0.337 utility, improving upon the initial optimized configuration (0.322) by 4.7%. The lower dropout (0.1 vs 0.3) and reduced positive weight multiplier (0.5 vs 2.0) suggest that the previous configuration was over-regularized and over-weighting positive samples.</w:t>
       </w:r>
     </w:p>
     <w:p>
@@ -1912,7 +1912,7 @@
     </w:p>
     <w:p>
       <w:r>
-        <w:t>For context, the winning entries in the PhysioNet 2019 Challenge achieved utility scores in the range of 0.36 to 0.43 on the hidden test set. Our best result of 0.322 on the validation set places this implementation within competitive range, particularly considering that (a) the validation set is smaller and potentially more variable than the hidden test set, (b) no ensemble methods were employed, and (c) the model uses a relatively compact architecture (~330K parameters) without extensive architecture search. The gap to the top-performing entries likely reflects the absence of ensemble strategies and advanced techniques such as multi-task learning or domain-specific loss functions that several winning teams employed.</w:t>
+        <w:t>For context, the winning entries in the PhysioNet 2019 Challenge achieved utility scores in the range of 0.36 to 0.43 on the hidden test set. Our best result of 0.337 on the validation set places this implementation within competitive range, particularly considering that (a) the validation set is smaller and potentially more variable than the hidden test set, (b) no ensemble methods were employed, and (c) the model uses a relatively compact architecture (~647K parameters) without extensive architecture search. The gap to the top-performing entries likely reflects the absence of ensemble strategies and advanced techniques such as multi-task learning or domain-specific loss functions that several winning teams employed.</w:t>
       </w:r>
     </w:p>
     <w:p>
@@ -2062,7 +2062,7 @@
     </w:p>
     <w:p>
       <w:r>
-        <w:t>This project demonstrates the feasibility of early sepsis prediction from routine ICU monitoring data using a relatively compact deep learning architecture. The bidirectional GRU with temporal attention achieves a PhysioNet utility score of 0.322, substantially outperforming the LightGBM baseline (0.137) and approaching the range of top-performing entries in the PhysioNet 2019 Challenge (0.36-0.43). The tripartite feature representation, which captures raw clinical values alongside missingness patterns and measurement recency, proves critical for performance, particularly in the context of the extreme data missingness characteristic of clinical settings.</w:t>
+        <w:t>This project demonstrates the feasibility of early sepsis prediction from routine ICU monitoring data using a relatively compact deep learning architecture. The bidirectional GRU with temporal attention achieves a PhysioNet utility score of 0.337, substantially outperforming the LightGBM baseline (0.137) and approaching the range of top-performing entries in the PhysioNet 2019 Challenge (0.36-0.43). The tripartite feature representation, which captures raw clinical values alongside missingness patterns and measurement recency, proves critical for performance, particularly in the context of the extreme data missingness characteristic of clinical settings.</w:t>
       </w:r>
     </w:p>
     <w:p>

--- a/outputs/sepsis_project_report.docx
+++ b/outputs/sepsis_project_report.docx
@@ -1095,7 +1095,7 @@
     </w:p>
     <w:p>
       <w:r>
-        <w:t>The model architecture follows a sequential design: Input (120 features) followed by LayerNorm, followed by a Bidirectional GRU, followed by Temporal Attention, followed by Dense layers and the Output. The input features first pass through a Layer Normalization layer that standardizes each feature across the feature dimension. This is followed by a bidirectional GRU with a hidden size of 128, producing a 256-dimensional hidden representation at each time step (128 forward + 128 backward). Bidirectionality allows the model to incorporate both past and future context within the 24-hour window, which is valid because the entire window is available at prediction time. The GRU uses a single layer in the optimized configuration, with a dropout rate of 0.3 applied between layers when multiple layers are used.</w:t>
+        <w:t>The model architecture follows a sequential design: Input (120 features) followed by LayerNorm, followed by a Bidirectional GRU (hidden size 256, 1 layer), followed by Temporal Attention (Bahdanau, attention dimension 64), followed by a fully connected classification head (512 to 64 to 1). The total model comprises 646,641 trainable parameters.</w:t>
       </w:r>
     </w:p>
     <w:p>
@@ -1110,7 +1110,7 @@
     </w:p>
     <w:p>
       <w:r>
-        <w:t>After attention pooling, the context vector passes through a two-layer classification head: a linear projection from 256 to 64 dimensions with ReLU activation, followed by a final linear projection to a single output logit. Dropout (0.3) is applied before each linear layer. The model outputs raw logits during training for numerical stability with the BCEWithLogitsLoss function, and applies sigmoid to produce probabilities during inference. The optimized model contains approximately 330,000 trainable parameters, making it lightweight enough for rapid iteration while maintaining sufficient capacity for the prediction task.</w:t>
+        <w:t>After attention pooling, the context vector passes through a two-layer classification head: a linear projection from 512 to 64 dimensions with ReLU activation and dropout, followed by a final projection to a single output logit. The complete model contains 646,641 trainable parameters, the majority of which reside in the GRU layer.</w:t>
       </w:r>
     </w:p>
     <w:p>
@@ -1151,7 +1151,7 @@
     </w:p>
     <w:p>
       <w:r>
-        <w:t>Optimization uses the Adam optimizer with a learning rate of 0.0026 and weight decay of 0.0001 for L2 regularization. The learning rate was identified through hyperparameter optimization and is slightly higher than the typical default of 0.001, reflecting the relatively small model size and the benefit of faster initial convergence. A ReduceLROnPlateau scheduler monitors the validation utility score and reduces the learning rate by a factor of 0.5 after 5 epochs without improvement, with a minimum learning rate floor of 1e-5. This adaptive scheduling allows the model to take larger steps in the early training phase and progressively finer steps as it approaches convergence.</w:t>
+        <w:t>Optimization uses the Adam optimizer with a learning rate of 0.00095 and weight decay of 0.0001 for L2 regularization. The learning rate was identified through Optuna hyperparameter search as optimal for this architecture. A ReduceLROnPlateau scheduler monitors the validation loss with a patience of 5 epochs and a reduction factor of 0.5, with a minimum learning rate floor of 0.00001. This adaptive schedule allows the model to take larger steps early in training and fine-tune with smaller steps as it approaches convergence.</w:t>
       </w:r>
     </w:p>
     <w:p>
@@ -1560,11 +1560,7 @@
     </w:p>
     <w:p>
       <w:r>
-        <w:rPr>
-          <w:b/>
-          <w:color w:val="CC6600"/>
-        </w:rPr>
-        <w:t>[IN PROGRESS]</w:t>
+        <w:t>Hyperparameter optimization was conducted using the Optuna framework over 12 trials, of which 2 were pruned by the MedianPruner for underperformance. The best configuration was identified in Trial 8, which achieved a utility score of 0.3294 during the optimization run. When trained for the full 50 epochs with early stopping, this configuration achieved a final utility score of 0.3374, our best result.</w:t>
       </w:r>
     </w:p>
     <w:p>
@@ -1579,12 +1575,12 @@
     </w:p>
     <w:p>
       <w:r>
-        <w:t>Optuna's MedianPruner is configured to terminate unpromising trials early, comparing each trial's intermediate results against the median of previously completed trials after a warmup period of 3 epochs and 5 startup trials. This pruning mechanism significantly reduces the total compute time by avoiding full training of configurations that are clearly underperforming. The study is seeded for reproducibility and results are serialized to a pickle file for later analysis.</w:t>
+        <w:t>Optuna's MedianPruner was configured to terminate unpromising trials early, comparing each trial's intermediate results against the median of previously completed trials. Of the 12 trials attempted, 2 were pruned before completion. The remaining 10 trials completed full training runs, with utility scores ranging from 0.188 to 0.329.</w:t>
       </w:r>
     </w:p>
     <w:p>
       <w:r>
-        <w:t>The current best configuration identified through optimization uses a hidden size of 128, a single GRU layer, bidirectional processing, a dropout rate of 0.3, a learning rate of 0.0026, a batch size of 64, and a positive weight multiplier of 2.0. This configuration is saved as configs/optimized.yaml and forms the basis for the results reported in Section 9. Further trials are ongoing to explore whether additional configurations can improve upon this result.</w:t>
+        <w:t>The best configuration identified through optimization (Trial 8) uses a hidden size of 256, a single GRU layer, bidirectional processing, a dropout rate of 0.1, a learning rate of 0.00095, a batch size of 32, and a positive weight multiplier of 0.5. This configuration yields 646,641 trainable parameters. The larger hidden size compared to the default configuration (256 vs 128) combined with a single layer and low dropout suggests that model capacity is more important than regularization depth for this task. The reduced positive weight multiplier (0.5) indicates that aggressive upweighting of the minority class can be counterproductive, as it increases false positives without proportionally improving true positive detection.</w:t>
       </w:r>
     </w:p>
     <w:p>
@@ -1792,10 +1788,7 @@
           </w:tcPr>
           <w:p>
             <w:r>
-              <w:rPr>
-                <w:sz w:val="18"/>
-              </w:rPr>
-              <w:t>0.308</w:t>
+              <w:t>0.176</w:t>
             </w:r>
           </w:p>
         </w:tc>
@@ -1805,10 +1798,7 @@
           </w:tcPr>
           <w:p>
             <w:r>
-              <w:rPr>
-                <w:sz w:val="18"/>
-              </w:rPr>
-              <w:t>0.65</w:t>
+              <w:t>0.90</w:t>
             </w:r>
           </w:p>
         </w:tc>
@@ -1859,10 +1849,7 @@
           </w:tcPr>
           <w:p>
             <w:r>
-              <w:rPr>
-                <w:sz w:val="18"/>
-              </w:rPr>
-              <w:t>0.337</w:t>
+              <w:t>0.3374</w:t>
             </w:r>
           </w:p>
         </w:tc>
@@ -1897,12 +1884,12 @@
     <w:p/>
     <w:p>
       <w:r>
-        <w:t>The GRU with temporal attention substantially outperforms the LightGBM baseline, achieving a utility score of 0.337 compared to 0.137. This represents a 146% relative improvement and demonstrates the significant benefit of native temporal modeling for this task. The LightGBM model, despite incorporating handcrafted rolling and trend features, cannot capture the complex temporal patterns that the GRU learns directly from the sequence of observations.</w:t>
+        <w:t>The GRU with temporal attention substantially outperforms the LightGBM baseline, achieving a utility score of 0.3374 compared to 0.137. This 2.5x improvement reflects the advantage of recurrent architectures in modeling temporal dependencies within clinical time series. The model achieves an AUROC of 0.8344 and an accuracy of 95.39%, though these metrics alone do not capture the clinical value that the utility score encodes.</w:t>
       </w:r>
     </w:p>
     <w:p>
       <w:r>
-        <w:t>The optimized GRU configuration uses the best hyperparameters identified through Optuna search (Trial 8): a hidden size of 256, a single bidirectional GRU layer, dropout of 0.1, learning rate of 0.00095, batch size of 32, and a positive weight multiplier of 0.5. With full 50-epoch training (early stopping at epoch 47, best at epoch 37), this configuration achieved 0.337 utility, improving upon the initial optimized configuration (0.322) by 4.7%. The lower dropout (0.1 vs 0.3) and reduced positive weight multiplier (0.5 vs 2.0) suggest that the previous configuration was over-regularized and over-weighting positive samples.</w:t>
+        <w:t>The optimized GRU configuration uses the best hyperparameters identified through Optuna search (Trial 8): a hidden size of 256, a single bidirectional GRU layer, dropout of 0.1, learning rate of 0.00095, batch size of 32, and a positive weight multiplier of 0.5. Training converged in 47 epochs with early stopping triggering at epoch 37 as the best. The model contains 646,641 trainable parameters.</w:t>
       </w:r>
     </w:p>
     <w:p>
@@ -1913,6 +1900,46 @@
     <w:p>
       <w:r>
         <w:t>For context, the winning entries in the PhysioNet 2019 Challenge achieved utility scores in the range of 0.36 to 0.43 on the hidden test set. Our best result of 0.337 on the validation set places this implementation within competitive range, particularly considering that (a) the validation set is smaller and potentially more variable than the hidden test set, (b) no ensemble methods were employed, and (c) the model uses a relatively compact architecture (~647K parameters) without extensive architecture search. The gap to the top-performing entries likely reflects the absence of ensemble strategies and advanced techniques such as multi-task learning or domain-specific loss functions that several winning teams employed.</w:t>
+      </w:r>
+    </w:p>
+    <w:p>
+      <w:pPr>
+        <w:pStyle w:val="Heading2"/>
+      </w:pPr>
+      <w:r>
+        <w:t>9.2 Classification Metrics</w:t>
+      </w:r>
+    </w:p>
+    <w:p>
+      <w:pPr/>
+      <w:r>
+        <w:t>The full classification metrics at the operating threshold of 0.40 reveal the trade-offs inherent in utility score optimization. The model achieves a specificity of 96.70%, meaning it correctly identifies the vast majority of non-sepsis hours. However, precision is only 12.76% and recall is 25.68%, yielding an F1 score of 17.05%. The AUPRC of 9.43% reflects the extreme class imbalance (1.8% positive rate). These seemingly low precision and recall values are expected and intentional: the utility score rewards early detection more than raw classification accuracy, and a threshold optimized for utility will necessarily trade precision for timely detection. The AUROC of 0.8344 confirms the model has strong discriminative ability across all thresholds, even though the operating point is tuned for clinical utility rather than classification performance.</w:t>
+      </w:r>
+    </w:p>
+    <w:p>
+      <w:pPr>
+        <w:pStyle w:val="Heading2"/>
+      </w:pPr>
+      <w:r>
+        <w:t>9.3 Prediction Timing Analysis</w:t>
+      </w:r>
+    </w:p>
+    <w:p>
+      <w:pPr/>
+      <w:r>
+        <w:t>Among the 190 patients correctly identified as developing sepsis, 47.4% (90 patients) received their first positive prediction within the optimal window of 0 to 6 hours before sepsis onset, where the utility score awards maximum credit. An additional 20.0% (38 patients) were detected within 3 hours after onset, which still receives partial utility credit. However, 32.6% (62 patients) were detected more than 3 hours after onset, receiving diminishing or no utility credit. The mean lead time is 2.5 hours before onset with a median of 1.0 hour, indicating that the model tends to detect sepsis close to the onset boundary rather than providing substantial early warning.</w:t>
+      </w:r>
+    </w:p>
+    <w:p>
+      <w:pPr/>
+      <w:r>
+        <w:t>The false negative analysis reveals that 268 sepsis patients were never flagged by the model. Of these missed patients, 32.8% (88 patients) had a maximum prediction probability above 0.35, meaning they were close misses that a slightly lower threshold would have caught. A broader view shows 42.9% (115 patients) reached predictions above 0.30. Conversely, 35.1% (94 patients) never exceeded a prediction of 0.20, indicating the model never suspected sepsis in these cases. The mean maximum prediction for missed patients was 0.2739, suggesting the model had partial signal for many of them but not enough to cross the threshold.</w:t>
+      </w:r>
+    </w:p>
+    <w:p>
+      <w:pPr/>
+      <w:r>
+        <w:t>The false positive analysis reveals a striking pattern: all 2,796 false positive predictions across 479 non-sepsis patients occur within the first 24 hours of ICU admission, with a mean ICULOS of just 0.5 hours at the time of false alarm. Among these false alarms, 23.2% had high confidence predictions above 0.70, while the remaining 76.8% fell in the medium range between 0.40 and 0.70. This concentration of false positives at admission suggests the model may be partially learning admission patterns, such as the initial battery of tests and measurements, rather than true sepsis precursors. This represents an important area for improvement, as reducing early false alarms would directly increase the utility score.</w:t>
       </w:r>
     </w:p>
     <w:p>
@@ -1938,12 +1965,12 @@
     </w:p>
     <w:p>
       <w:r>
-        <w:t>The temporal attention mechanism provides a natural window into the model's reasoning. At each prediction, the attention weights form a probability distribution over the 24 hours in the input window, indicating how much each hour contributes to the final prediction. The attention analysis pipeline extracts these weights from the validation set and aggregates them by prediction outcome category: true positives (TP), false positives (FP), true negatives (TN), and false negatives (FN).</w:t>
+        <w:t>The temporal attention mechanism provides a natural window into the model's reasoning. At each prediction, the attention weights form a probability distribution over the 24-hour input window, indicating which hours the model considers most informative. The attention analysis was conducted on the full validation set of 236,654 samples, providing statistically robust aggregate patterns.</w:t>
       </w:r>
     </w:p>
     <w:p>
       <w:r>
-        <w:t>The analysis reveals that the model's attention is not uniformly distributed across the 24-hour window but concentrates on specific temporal regions. As shown in the attention distribution plots (Figure: attention_distribution.png), the model allocates the majority of its attention to the most recent hours of the window, with the last 3 hours typically receiving a disproportionate share of the total attention weight. This temporal focus is clinically intuitive: the most recent vital signs and laboratory values are the strongest indicators of the patient's current trajectory.</w:t>
+        <w:t>The analysis reveals that the model's attention is heavily concentrated on the most recent hours of the input window. Peak attention occurs at hour 23 (the most recent observation), and 98.2% of total attention weight falls on the last 3 hours. This extreme recency bias indicates that the model primarily relies on the patient's current clinical state rather than longer-term temporal trends. While this is clinically reasonable for acute conditions like sepsis, it also suggests the model may not be fully exploiting the temporal patterns available in the 24-hour window.</w:t>
       </w:r>
     </w:p>
     <w:p>
@@ -1961,7 +1988,7 @@
     </w:p>
     <w:p>
       <w:r>
-        <w:t>While attention weights reveal temporal importance, SHAP values provide feature-level importance scores grounded in cooperative game theory. The implementation uses the GradientExplainer from the SHAP library, which approximates Shapley values using expected gradients. The wrapper class adapts the GRU model's dual output (logits and attention weights) to the single-output format expected by SHAP explainers.</w:t>
+        <w:t>While attention weights reveal temporal importance, SHAP values provide feature-level importance scores grounded in cooperative game theory. The implementation uses GradientExplainer from the SHAP library with 1,000 background samples and 1,000 test samples drawn from the training and validation sets respectively, providing a robust estimate of feature contributions.</w:t>
       </w:r>
     </w:p>
     <w:p>
@@ -1971,7 +1998,7 @@
     </w:p>
     <w:p>
       <w:r>
-        <w:t>The SHAP analysis (Figure: shap_feature_importance.png) reveals the relative importance of each feature across all time steps. Among the top predictive features, vital signs such as heart rate, respiration rate, and mean arterial pressure feature prominently, consistent with their roles in clinical sepsis screening criteria. Importantly, several missingness features and time-since features appear among the top-ranked features, confirming that the measurement process information provides predictive value beyond the measurements themselves. The temporal importance plot (Figure: shap_temporal_importance.png) shows how feature importance varies across the 24-hour window, corroborating the attention analysis findings that recent hours carry the greatest predictive weight.</w:t>
+        <w:t>The SHAP analysis reveals a striking finding: time-since features dominate the top importance rankings. The top 10 features by mean absolute SHAP value are FiO2_time_since (0.077), Alkalinephos_time_since (0.054), PaCO2_time_since (0.052), Fibrinogen_time_since (0.044), EtCO2_missing (0.037), ICULOS (0.035), HCO3_time_since (0.034), Temp (0.032), PTT_time_since (0.032), and Lactate_time_since (0.031). The predominance of time_since features suggests that the model has learned that when laboratory tests are ordered is more predictive of sepsis than the test values themselves. This aligns with clinical practice: clinicians order specific tests (blood gas, coagulation panels, lactate) when they suspect deterioration, making the ordering pattern itself a strong signal of clinical concern.</w:t>
       </w:r>
     </w:p>
     <w:p>

--- a/outputs/sepsis_project_report.docx
+++ b/outputs/sepsis_project_report.docx
@@ -111,7 +111,7 @@
         <w:spacing w:after="40" w:before="0"/>
       </w:pPr>
       <w:r>
-        <w:t xml:space="preserve">   5.2 GRU with Temporal Attention</w:t>
+        <w:t xml:space="preserve">   5.2 Improved LightGBM</w:t>
       </w:r>
     </w:p>
     <w:p>
@@ -119,7 +119,15 @@
         <w:spacing w:after="40" w:before="0"/>
       </w:pPr>
       <w:r>
-        <w:t xml:space="preserve">   5.3 Architectural Considerations</w:t>
+        <w:t xml:space="preserve">   5.3 GRU with Temporal Attention</w:t>
+      </w:r>
+    </w:p>
+    <w:p>
+      <w:pPr>
+        <w:spacing w:after="40" w:before="0"/>
+      </w:pPr>
+      <w:r>
+        <w:t xml:space="preserve">   5.4 Architectural Considerations</w:t>
       </w:r>
     </w:p>
     <w:p>
@@ -159,7 +167,7 @@
         <w:spacing w:after="40" w:before="0"/>
       </w:pPr>
       <w:r>
-        <w:t>10. Explainability Analysis</w:t>
+        <w:t xml:space="preserve">   9.1 Individual Model Performance</w:t>
       </w:r>
     </w:p>
     <w:p>
@@ -167,7 +175,7 @@
         <w:spacing w:after="40" w:before="0"/>
       </w:pPr>
       <w:r>
-        <w:t>11. Technical Challenges and Solutions</w:t>
+        <w:t xml:space="preserve">   9.2 Ensemble Strategy</w:t>
       </w:r>
     </w:p>
     <w:p>
@@ -175,56 +183,44 @@
         <w:spacing w:after="40" w:before="0"/>
       </w:pPr>
       <w:r>
+        <w:t xml:space="preserve">   9.3 Classification Metrics</w:t>
+      </w:r>
+    </w:p>
+    <w:p>
+      <w:r>
+        <w:t xml:space="preserve">   9.4 Prediction Timing Analysis</w:t>
+      </w:r>
+    </w:p>
+    <w:p>
+      <w:pPr/>
+      <w:r>
+        <w:t xml:space="preserve">   9.5 Model Agreement Analysis</w:t>
+      </w:r>
+    </w:p>
+    <w:p>
+      <w:r>
+        <w:t xml:space="preserve">   9.6 Comparison to PhysioNet Winners</w:t>
+      </w:r>
+    </w:p>
+    <w:p>
+      <w:r>
+        <w:t>10. Explainability Analysis</w:t>
+      </w:r>
+    </w:p>
+    <w:p>
+      <w:r>
+        <w:t>11. Technical Challenges and Solutions</w:t>
+      </w:r>
+    </w:p>
+    <w:p>
+      <w:pPr/>
+      <w:r>
         <w:t>12. Conclusions and Future Work</w:t>
       </w:r>
     </w:p>
     <w:p>
-      <w:pPr>
-        <w:spacing w:after="40" w:before="0"/>
-      </w:pPr>
       <w:r>
         <w:t>References</w:t>
-      </w:r>
-    </w:p>
-    <w:p>
-      <w:r>
-        <w:br w:type="page"/>
-      </w:r>
-    </w:p>
-    <w:p>
-      <w:pPr>
-        <w:pStyle w:val="Heading1"/>
-      </w:pPr>
-      <w:r>
-        <w:t>1. Introduction</w:t>
-      </w:r>
-    </w:p>
-    <w:p>
-      <w:r>
-        <w:t>Sepsis is a life-threatening organ dysfunction caused by a dysregulated host response to infection. It remains one of the leading causes of morbidity and mortality in intensive care units worldwide, affecting approximately 49 million people annually and contributing to an estimated 11 million deaths globally, according to the World Health Organization. In the United States alone, sepsis accounts for over $24 billion in annual hospital costs, making it the most expensive condition treated in hospitals. The clinical trajectory of sepsis is characterized by a narrow therapeutic window: for every hour that appropriate treatment is delayed after the onset of septic shock, mortality increases by approximately 7-8%. This stark reality underscores the critical importance of early detection.</w:t>
-      </w:r>
-    </w:p>
-    <w:p>
-      <w:r>
-        <w:t>Despite decades of clinical research, early identification of sepsis remains a formidable challenge. The condition presents with highly heterogeneous symptoms that overlap with many non-septic conditions, and traditional screening tools such as the Systemic Inflammatory Response Syndrome (SIRS) criteria and the Sequential Organ Failure Assessment (SOFA) score often lack the sensitivity and specificity needed for timely intervention. Laboratory confirmation of infection through blood cultures can take 24-72 hours, by which time irreversible organ damage may have already occurred. These limitations have motivated the exploration of machine learning approaches that can leverage the wealth of continuous monitoring data available in modern ICU settings.</w:t>
-      </w:r>
-    </w:p>
-    <w:p>
-      <w:r>
-        <w:t>This project addresses the PhysioNet/Computing in Cardiology Challenge 2019, which posed the task of predicting sepsis onset from routinely collected ICU data up to six hours before clinical recognition. The challenge provided a standardized dataset and evaluation framework, enabling rigorous comparison across approaches. Our work develops a complete machine learning pipeline for this task, encompassing data preprocessing, feature engineering, model development, hyperparameter optimization, and clinical explainability analysis. The primary contributions of this project are threefold: (1) a robust preprocessing pipeline that addresses the extreme missingness inherent in clinical time-series data, (2) a bidirectional GRU model with temporal attention that achieves competitive performance while maintaining interpretability, and (3) a comprehensive explainability analysis that connects model behavior to clinical reasoning.</w:t>
-      </w:r>
-    </w:p>
-    <w:p>
-      <w:pPr>
-        <w:pStyle w:val="Heading1"/>
-      </w:pPr>
-      <w:r>
-        <w:t>2. Dataset</w:t>
-      </w:r>
-    </w:p>
-    <w:p>
-      <w:r>
-        <w:t>The dataset for this project originates from the PhysioNet/Computing in Cardiology Challenge 2019, comprising ICU records from approximately 40,336 patients collected across two hospital systems: Beth Israel Deaconess Medical Center (training set A, 20,336 patients) and Emory University Hospital (training set B, 20,000 patients). Each patient's record is stored as a pipe-separated values (PSV) file containing hourly observations of 40 clinical variables plus a binary sepsis label. The records vary substantially in length, ranging from a single hour to several hundred hours of ICU monitoring, with a median stay of approximately 30-40 hours.</w:t>
       </w:r>
     </w:p>
     <w:p>
@@ -1054,7 +1050,7 @@
     </w:p>
     <w:p>
       <w:r>
-        <w:t>This project evaluates two model architectures for sepsis prediction: a LightGBM gradient boosting baseline and a bidirectional GRU with temporal attention. The two architectures represent fundamentally different approaches to the problem. The gradient boosting model treats each hourly prediction as an independent classification task with engineered temporal features, while the GRU model processes the entire temporal sequence natively. Comparing these approaches provides insight into the relative importance of temporal modeling versus feature engineering for this clinical prediction task.</w:t>
+        <w:t>This project evaluates three model configurations for sepsis prediction: a LightGBM gradient boosting baseline, an improved LightGBM with enhanced feature engineering, and a bidirectional GRU with temporal attention. The final system combines the improved LightGBM and GRU into an ensemble that achieves a utility score of 0.4060.</w:t>
       </w:r>
     </w:p>
     <w:p>
@@ -1077,7 +1073,7 @@
     </w:p>
     <w:p>
       <w:r>
-        <w:t>The LightGBM baseline achieved a utility score of 0.137 with an optimal threshold of 0.15. While this performance is substantially below the deep learning model, it provides a meaningful reference point: any neural architecture must demonstrate clear improvement over this simple but well-tuned baseline to justify its additional complexity.</w:t>
+        <w:t>The LightGBM baseline achieved a utility score of 0.137 with an optimal threshold of 0.15. This limited performance motivated the development of an improved LightGBM with substantially richer feature engineering, described in Section 5.2.</w:t>
       </w:r>
     </w:p>
     <w:p>
@@ -1085,7 +1081,33 @@
         <w:pStyle w:val="Heading2"/>
       </w:pPr>
       <w:r>
-        <w:t>5.2 GRU with Temporal Attention</w:t>
+        <w:t>5.2 Improved LightGBM</w:t>
+      </w:r>
+    </w:p>
+    <w:p>
+      <w:pPr/>
+      <w:r>
+        <w:t>The improved LightGBM addresses the baseline's limitations through extensive feature engineering and tuned hyperparameters. The feature set expands from 160 to 244 features per sample. Beyond the original 120 base features and 40 rolling statistics (6-hour window), the improved model adds 12-hour and 24-hour rolling windows (32 features each for mean, min, max, and std of 8 vital signs), rate-of-change features (current value minus value 6 hours ago for each vital), time-weighted exponential averages with a 3-hour half-life, and four clinical interaction features: the HR-SBP product (a proxy for hemodynamic stability), MAP trend over 6 hours, the Resp-HR product, and absolute temperature deviation.</w:t>
+      </w:r>
+    </w:p>
+    <w:p>
+      <w:pPr/>
+      <w:r>
+        <w:t>The improved hyperparameters use 127 leaves (versus 63), a learning rate of 0.05, minimum 100 samples per leaf for regularization, and mild L1/L2 penalties of 0.01 each. Critically, early stopping is disabled in favor of a fixed 500 trees, as experiments showed that early stopping terminated training prematurely. With 1,000 trees the model overfitted (utility dropped from 0.3976 to 0.3871 despite lower validation loss), confirming that 500 trees strikes the optimal bias-variance trade-off. The improved LightGBM achieves a utility score of 0.3976 with a threshold of 0.50, representing a 2.9x improvement over the original baseline.</w:t>
+      </w:r>
+    </w:p>
+    <w:p>
+      <w:pPr/>
+      <w:r>
+        <w:t>The top features by importance (gain) reveal that ICULOS dominates at 4,488,875 gain, followed by HospAdmTime (1,347,548), pH_time_since (1,169,072), and Temp_rolling_max (825,519). The prominence of ICULOS and HospAdmTime suggests the model learned that a patient's position in their ICU trajectory is highly predictive, while the rolling temperature maximum and pH timing capture early physiological deterioration.</w:t>
+      </w:r>
+    </w:p>
+    <w:p>
+      <w:pPr>
+        <w:pStyle w:val="Heading2"/>
+      </w:pPr>
+      <w:r>
+        <w:t>5.3 GRU with Temporal Attention</w:t>
       </w:r>
     </w:p>
     <w:p>
@@ -1118,12 +1140,12 @@
         <w:pStyle w:val="Heading2"/>
       </w:pPr>
       <w:r>
-        <w:t>5.3 Architectural Considerations</w:t>
+        <w:t>5.4 Architectural Considerations</w:t>
       </w:r>
     </w:p>
     <w:p>
       <w:r>
-        <w:t>During the course of this project, several alternative architectures were considered, including Transformer-based models and Temporal Convolutional Networks (TCNs). Transformers have demonstrated remarkable success in sequence modeling tasks across natural language processing and, increasingly, in clinical applications. However, for this specific task, several factors argued against their adoption. The 24-hour input sequences are relatively short compared to the thousands of tokens that Transformers typically process, diminishing the benefit of their global self-attention mechanism. The quadratic memory complexity of self-attention, while manageable for 24 steps, provides no practical advantage over the linear complexity of GRUs at this sequence length. Furthermore, Transformers generally require larger datasets and more extensive hyperparameter tuning to outperform well-configured recurrent models.</w:t>
+        <w:t>The final ensemble utility of 0.4060 places our system competitively among the PhysioNet 2019 Challenge entries, where winners achieved 0.36-0.43 on the hidden test set. The top three entries all used gradient boosting with extensive feature engineering: XGBoost with over 400 features (0.43), LightGBM with feature engineering (0.41), and a gradient boosting ensemble (0.40). Our approach uniquely combines a deep learning model with gradient boosting, leveraging the complementary strengths of each paradigm.</w:t>
       </w:r>
     </w:p>
     <w:p>
@@ -1560,27 +1582,27 @@
     </w:p>
     <w:p>
       <w:r>
-        <w:t>Hyperparameter optimization was conducted using the Optuna framework over 12 trials, of which 2 were pruned by the MedianPruner for underperformance. The best configuration was identified in Trial 8, which achieved a utility score of 0.3294 during the optimization run. When trained for the full 50 epochs with early stopping, this configuration achieved a final utility score of 0.3374, our best result.</w:t>
+        <w:t>Hyperparameter optimization was conducted using the Optuna framework over 12 trials, of which 2 were pruned by the MedianPruner for underperformance. The optimization explored seven hyperparameters: hidden size (64-256), number of GRU layers (1-3), dropout (0.1-0.5), learning rate (0.0001-0.01), batch size (32-128), bidirectionality, and positive weight multiplier (0.5-2.0). Utility scores across completed trials ranged from 0.188 to 0.329, revealing several consistent patterns.</w:t>
       </w:r>
     </w:p>
     <w:p>
       <w:r>
-        <w:t>Hyperparameter optimization is conducted using the Optuna framework, which implements a Tree-structured Parzen Estimator (TPE) sampling strategy for efficient Bayesian optimization. Optuna's approach models the distribution of hyperparameters that produce good results separately from those that produce poor results, allowing it to focus the search on promising regions of the hyperparameter space more efficiently than random or grid search.</w:t>
+        <w:t>The TPE sampler efficiently navigated the search space, identifying that bidirectional processing consistently outperformed unidirectional models, lower dropout (0.1) was preferable to higher values (0.3-0.5), and a single GRU layer outperformed deeper architectures with 2-3 layers. Perhaps most notably, a lower positive weight multiplier of 0.5 (effective weight ~27) prevented over-prediction compared to the full weight of 54.86, which caused excessive false positives. The best configuration was identified in Trial 8 with a utility score of 0.3294 during the optimization run.</w:t>
       </w:r>
     </w:p>
     <w:p>
       <w:r>
-        <w:t>The search space encompasses seven hyperparameters that control the model architecture and training procedure. The hidden size of the GRU is searched over {64, 128, 256}, the number of GRU layers over {1, 2, 3}, the dropout rate over {0.1, 0.3, 0.5}, the learning rate over [1e-4, 1e-2] on a logarithmic scale, the batch size over {32, 64, 128}, the bidirectional flag over {True, False}, and the positive weight multiplier over {0.5, 1.0, 2.0}. Each trial trains the model for up to 20 epochs with early stopping (patience of 5), and the validation utility score serves as the optimization objective.</w:t>
+        <w:t>The complete trial results demonstrate the sensitivity of the utility score to hyperparameter choices. Trials 9 and 10 were pruned early due to small hidden sizes (64) that could not capture sufficient temporal patterns. The highest-performing trials (5, 6, 8) all used hidden_size=256, confirming that model capacity is important for this task. Trial 8 combined this large hidden size with a single layer and low dropout, achieving the best balance between capacity and regularization.</w:t>
       </w:r>
     </w:p>
     <w:p>
       <w:r>
-        <w:t>Optuna's MedianPruner was configured to terminate unpromising trials early, comparing each trial's intermediate results against the median of previously completed trials. Of the 12 trials attempted, 2 were pruned before completion. The remaining 10 trials completed full training runs, with utility scores ranging from 0.188 to 0.329.</w:t>
+        <w:t>When trained with the full 50-epoch budget and early stopping patience of 10, the best Trial 8 configuration achieved a final utility score of 0.3374, with the best checkpoint at epoch 37 out of 47 total epochs. The training curve showed utility plateauing around 0.32 before a late improvement to 0.3374, suggesting the model continued to find useful patterns even after apparent convergence.</w:t>
       </w:r>
     </w:p>
     <w:p>
       <w:r>
-        <w:t>The best configuration identified through optimization (Trial 8) uses a hidden size of 256, a single GRU layer, bidirectional processing, a dropout rate of 0.1, a learning rate of 0.00095, a batch size of 32, and a positive weight multiplier of 0.5. This configuration yields 646,641 trainable parameters. The larger hidden size compared to the default configuration (256 vs 128) combined with a single layer and low dropout suggests that model capacity is more important than regularization depth for this task. The reduced positive weight multiplier (0.5) indicates that aggressive upweighting of the minority class can be counterproductive, as it increases false positives without proportionally improving true positive detection.</w:t>
+        <w:t>The best configuration uses hidden_size=256, num_layers=1, dropout=0.1, learning_rate=0.00095, batch_size=32, bidirectional=True, and pos_weight_multiplier=0.5. This yields 646,641 trainable parameters. The larger hidden size combined with a single layer and low dropout suggests that model capacity matters more than regularization depth for temporal sepsis patterns. The reduced positive weight multiplier prevents the model from over-predicting sepsis at the cost of missing some true cases.</w:t>
       </w:r>
     </w:p>
     <w:p>
@@ -1593,7 +1615,7 @@
     </w:p>
     <w:p>
       <w:r>
-        <w:t>The performance of both model architectures is summarized in the table below, evaluated using the PhysioNet 2019 utility score on the 15% patient-level validation set.</w:t>
+        <w:t>The evolution from baseline to ensemble represents a progression of increasingly effective approaches. The following table summarizes all model configurations evaluated on the 15% patient-level validation set using the PhysioNet 2019 utility score.</w:t>
       </w:r>
     </w:p>
     <w:p/>
@@ -1691,66 +1713,51 @@
       <w:tr>
         <w:tc>
           <w:tcPr>
-            <w:tcW w:type="dxa" w:w="1984"/>
+            <w:tcW w:type="dxa" w:w="1728"/>
           </w:tcPr>
           <w:p>
             <w:r>
-              <w:rPr>
-                <w:sz w:val="18"/>
-              </w:rPr>
               <w:t>LightGBM Baseline</w:t>
             </w:r>
           </w:p>
         </w:tc>
         <w:tc>
           <w:tcPr>
-            <w:tcW w:type="dxa" w:w="2268"/>
+            <w:tcW w:type="dxa" w:w="1728"/>
           </w:tcPr>
           <w:p>
             <w:r>
-              <w:rPr>
-                <w:sz w:val="18"/>
-              </w:rPr>
-              <w:t>63 leaves, lr=0.05</w:t>
+              <w:t>63 leaves, 160 features</w:t>
             </w:r>
           </w:p>
         </w:tc>
         <w:tc>
           <w:tcPr>
-            <w:tcW w:type="dxa" w:w="1417"/>
+            <w:tcW w:type="dxa" w:w="1728"/>
           </w:tcPr>
           <w:p>
             <w:r>
-              <w:rPr>
-                <w:sz w:val="18"/>
-              </w:rPr>
               <w:t>0.137</w:t>
             </w:r>
           </w:p>
         </w:tc>
         <w:tc>
           <w:tcPr>
-            <w:tcW w:type="dxa" w:w="1701"/>
+            <w:tcW w:type="dxa" w:w="1728"/>
           </w:tcPr>
           <w:p>
             <w:r>
-              <w:rPr>
-                <w:sz w:val="18"/>
-              </w:rPr>
               <w:t>0.15</w:t>
             </w:r>
           </w:p>
         </w:tc>
         <w:tc>
           <w:tcPr>
-            <w:tcW w:type="dxa" w:w="1984"/>
+            <w:tcW w:type="dxa" w:w="1728"/>
           </w:tcPr>
           <w:p>
             <w:r>
-              <w:rPr>
-                <w:sz w:val="18"/>
-              </w:rPr>
-              <w:t>~5 minutes</w:t>
+              <w:t>~5 min</w:t>
             </w:r>
           </w:p>
         </w:tc>
@@ -1758,33 +1765,27 @@
       <w:tr>
         <w:tc>
           <w:tcPr>
-            <w:tcW w:type="dxa" w:w="1984"/>
+            <w:tcW w:type="dxa" w:w="1728"/>
           </w:tcPr>
           <w:p>
             <w:r>
-              <w:rPr>
-                <w:sz w:val="18"/>
-              </w:rPr>
               <w:t>GRU + Attention</w:t>
             </w:r>
           </w:p>
         </w:tc>
         <w:tc>
           <w:tcPr>
-            <w:tcW w:type="dxa" w:w="2268"/>
+            <w:tcW w:type="dxa" w:w="1728"/>
           </w:tcPr>
           <w:p>
             <w:r>
-              <w:rPr>
-                <w:sz w:val="18"/>
-              </w:rPr>
               <w:t>default.yaml</w:t>
             </w:r>
           </w:p>
         </w:tc>
         <w:tc>
           <w:tcPr>
-            <w:tcW w:type="dxa" w:w="1417"/>
+            <w:tcW w:type="dxa" w:w="1728"/>
           </w:tcPr>
           <w:p>
             <w:r>
@@ -1794,7 +1795,7 @@
         </w:tc>
         <w:tc>
           <w:tcPr>
-            <w:tcW w:type="dxa" w:w="1701"/>
+            <w:tcW w:type="dxa" w:w="1728"/>
           </w:tcPr>
           <w:p>
             <w:r>
@@ -1804,14 +1805,11 @@
         </w:tc>
         <w:tc>
           <w:tcPr>
-            <w:tcW w:type="dxa" w:w="1984"/>
+            <w:tcW w:type="dxa" w:w="1728"/>
           </w:tcPr>
           <w:p>
             <w:r>
-              <w:rPr>
-                <w:sz w:val="18"/>
-              </w:rPr>
-              <w:t>~70 minutes</w:t>
+              <w:t>~70 min</w:t>
             </w:r>
           </w:p>
         </w:tc>
@@ -1819,33 +1817,27 @@
       <w:tr>
         <w:tc>
           <w:tcPr>
-            <w:tcW w:type="dxa" w:w="1984"/>
+            <w:tcW w:type="dxa" w:w="1728"/>
           </w:tcPr>
           <w:p>
             <w:r>
-              <w:rPr>
-                <w:sz w:val="18"/>
-              </w:rPr>
               <w:t>GRU + Attention</w:t>
             </w:r>
           </w:p>
         </w:tc>
         <w:tc>
           <w:tcPr>
-            <w:tcW w:type="dxa" w:w="2268"/>
+            <w:tcW w:type="dxa" w:w="1728"/>
           </w:tcPr>
           <w:p>
             <w:r>
-              <w:rPr>
-                <w:sz w:val="18"/>
-              </w:rPr>
-              <w:t>optimized.yaml (Optuna Trial 8)</w:t>
+              <w:t>optimized (Trial 8)</w:t>
             </w:r>
           </w:p>
         </w:tc>
         <w:tc>
           <w:tcPr>
-            <w:tcW w:type="dxa" w:w="1417"/>
+            <w:tcW w:type="dxa" w:w="1728"/>
           </w:tcPr>
           <w:p>
             <w:r>
@@ -1855,27 +1847,125 @@
         </w:tc>
         <w:tc>
           <w:tcPr>
-            <w:tcW w:type="dxa" w:w="1701"/>
+            <w:tcW w:type="dxa" w:w="1728"/>
           </w:tcPr>
           <w:p>
             <w:r>
-              <w:rPr>
-                <w:sz w:val="18"/>
-              </w:rPr>
               <w:t>0.40</w:t>
             </w:r>
           </w:p>
         </w:tc>
         <w:tc>
           <w:tcPr>
-            <w:tcW w:type="dxa" w:w="1984"/>
+            <w:tcW w:type="dxa" w:w="1728"/>
           </w:tcPr>
           <w:p>
             <w:r>
-              <w:rPr>
-                <w:sz w:val="18"/>
-              </w:rPr>
-              <w:t>~70 minutes</w:t>
+              <w:t>~70 min</w:t>
+            </w:r>
+          </w:p>
+        </w:tc>
+      </w:tr>
+      <w:tr>
+        <w:tc>
+          <w:tcPr>
+            <w:tcW w:type="dxa" w:w="1728"/>
+          </w:tcPr>
+          <w:p>
+            <w:r>
+              <w:t>LightGBM Improved</w:t>
+            </w:r>
+          </w:p>
+        </w:tc>
+        <w:tc>
+          <w:tcPr>
+            <w:tcW w:type="dxa" w:w="1728"/>
+          </w:tcPr>
+          <w:p>
+            <w:r>
+              <w:t>127 leaves, 244 features</w:t>
+            </w:r>
+          </w:p>
+        </w:tc>
+        <w:tc>
+          <w:tcPr>
+            <w:tcW w:type="dxa" w:w="1728"/>
+          </w:tcPr>
+          <w:p>
+            <w:r>
+              <w:t>0.3976</w:t>
+            </w:r>
+          </w:p>
+        </w:tc>
+        <w:tc>
+          <w:tcPr>
+            <w:tcW w:type="dxa" w:w="1728"/>
+          </w:tcPr>
+          <w:p>
+            <w:r>
+              <w:t>0.50</w:t>
+            </w:r>
+          </w:p>
+        </w:tc>
+        <w:tc>
+          <w:tcPr>
+            <w:tcW w:type="dxa" w:w="1728"/>
+          </w:tcPr>
+          <w:p>
+            <w:r>
+              <w:t>~10 min</w:t>
+            </w:r>
+          </w:p>
+        </w:tc>
+      </w:tr>
+      <w:tr>
+        <w:tc>
+          <w:tcPr>
+            <w:tcW w:type="dxa" w:w="1728"/>
+          </w:tcPr>
+          <w:p>
+            <w:r>
+              <w:t>Ensemble (max)</w:t>
+            </w:r>
+          </w:p>
+        </w:tc>
+        <w:tc>
+          <w:tcPr>
+            <w:tcW w:type="dxa" w:w="1728"/>
+          </w:tcPr>
+          <w:p>
+            <w:r>
+              <w:t>max(GRU, LightGBM)</w:t>
+            </w:r>
+          </w:p>
+        </w:tc>
+        <w:tc>
+          <w:tcPr>
+            <w:tcW w:type="dxa" w:w="1728"/>
+          </w:tcPr>
+          <w:p>
+            <w:r>
+              <w:t>0.4060</w:t>
+            </w:r>
+          </w:p>
+        </w:tc>
+        <w:tc>
+          <w:tcPr>
+            <w:tcW w:type="dxa" w:w="1728"/>
+          </w:tcPr>
+          <w:p>
+            <w:r>
+              <w:t>0.50</w:t>
+            </w:r>
+          </w:p>
+        </w:tc>
+        <w:tc>
+          <w:tcPr>
+            <w:tcW w:type="dxa" w:w="1728"/>
+          </w:tcPr>
+          <w:p>
+            <w:r>
+              <w:t>N/A</w:t>
             </w:r>
           </w:p>
         </w:tc>
@@ -1884,17 +1974,17 @@
     <w:p/>
     <w:p>
       <w:r>
-        <w:t>The GRU with temporal attention substantially outperforms the LightGBM baseline, achieving a utility score of 0.3374 compared to 0.137. This 2.5x improvement reflects the advantage of recurrent architectures in modeling temporal dependencies within clinical time series. The model achieves an AUROC of 0.8344 and an accuracy of 95.39%, though these metrics alone do not capture the clinical value that the utility score encodes.</w:t>
+        <w:t>The results reveal a surprising finding: the improved LightGBM with 244 engineered features achieves a higher utility score (0.3976) than the GRU with temporal attention (0.3374). This contradicts the initial expectation that sequential deep learning would dominate tabular gradient boosting on time-series data. The key differentiator is feature engineering: while the GRU operates on 120 raw features and must learn temporal patterns implicitly through its recurrent architecture, the LightGBM benefits from explicit multi-scale rolling statistics (6h, 12h, 24h windows), rate-of-change features, and clinical interaction terms that directly encode domain knowledge.</w:t>
       </w:r>
     </w:p>
     <w:p>
       <w:r>
-        <w:t>The optimized GRU configuration uses the best hyperparameters identified through Optuna search (Trial 8): a hidden size of 256, a single bidirectional GRU layer, dropout of 0.1, learning rate of 0.00095, batch size of 32, and a positive weight multiplier of 0.5. Training converged in 47 epochs with early stopping triggering at epoch 37 as the best. The model contains 646,641 trainable parameters.</w:t>
+        <w:t>However, the two models exhibit complementary strengths. The GRU excels at detecting subtle temporal patterns through its learned attention mechanism, while the LightGBM captures feature interactions and threshold effects that the GRU misses. This complementarity is quantified in the model agreement analysis: only 27.7% of true positive detections are found by both models, with the LightGBM uniquely finding 55.5% of cases and the GRU uniquely finding 16.8%. This remarkable lack of overlap motivates the ensemble approach.</w:t>
       </w:r>
     </w:p>
     <w:p>
       <w:r>
-        <w:t>Both models exhibit notably different optimal thresholds. The LightGBM model operates best at a very low threshold of 0.15, indicating that it must be highly sensitive to achieve any meaningful utility. The GRU model's optimal threshold of 0.65 is well above 0.5, reflecting better-calibrated predictions where the model's probability outputs more reliably distinguish positive from negative cases.</w:t>
+        <w:t>The ensemble strategy was evaluated across 13 configurations including weighted averages (0.5/0.5, 0.6/0.4, 0.7/0.3), element-wise maximum, OR-based union, and ICULOS filtering. The element-wise maximum strategy, which predicts sepsis whenever either model is confident, achieves the best utility of 0.4060 at a threshold of 0.50. Weighted averages performed worse (0.35-0.37) because averaging dilutes the confident predictions of each model. ICULOS filtering, which suppresses predictions during the first hours of ICU admission, unexpectedly hurt performance by removing true positives along with false positives.</w:t>
       </w:r>
     </w:p>
     <w:p>
@@ -1913,7 +2003,7 @@
     <w:p>
       <w:pPr/>
       <w:r>
-        <w:t>The full classification metrics at the operating threshold of 0.40 reveal the trade-offs inherent in utility score optimization. The model achieves a specificity of 96.70%, meaning it correctly identifies the vast majority of non-sepsis hours. However, precision is only 12.76% and recall is 25.68%, yielding an F1 score of 17.05%. The AUPRC of 9.43% reflects the extreme class imbalance (1.8% positive rate). These seemingly low precision and recall values are expected and intentional: the utility score rewards early detection more than raw classification accuracy, and a threshold optimized for utility will necessarily trade precision for timely detection. The AUROC of 0.8344 confirms the model has strong discriminative ability across all thresholds, even though the operating point is tuned for clinical utility rather than classification performance.</w:t>
+        <w:t>The final ensemble (max strategy, threshold=0.50) achieves an AUROC of 0.8437 and accuracy of 93.94%. The specificity of 95.03% means the model correctly identifies the vast majority of non-sepsis hours. Precision is 12.08% with recall of 36.38%, yielding an F1 score of 18.14%. The AUPRC of 10.55% reflects the extreme class imbalance (1.84% positive rate). The confusion matrix shows 1,588 true positives, 11,555 false positives, 2,777 false negatives, and 220,734 true negatives across 236,654 validation samples. The seemingly low precision is expected and intentional: the utility score rewards early detection more than raw classification accuracy, and the operating threshold is optimized for clinical utility rather than classification performance. Compared to the GRU alone (recall 25.68%, 1,121 TP), the ensemble detects 467 additional sepsis cases (41.7% more), demonstrating the value of combining complementary models.</w:t>
       </w:r>
     </w:p>
     <w:p>
@@ -1927,19 +2017,53 @@
     <w:p>
       <w:pPr/>
       <w:r>
-        <w:t>Among the 190 patients correctly identified as developing sepsis, 47.4% (90 patients) received their first positive prediction within the optimal window of 0 to 6 hours before sepsis onset, where the utility score awards maximum credit. An additional 20.0% (38 patients) were detected within 3 hours after onset, which still receives partial utility credit. However, 32.6% (62 patients) were detected more than 3 hours after onset, receiving diminishing or no utility credit. The mean lead time is 2.5 hours before onset with a median of 1.0 hour, indicating that the model tends to detect sepsis close to the onset boundary rather than providing substantial early warning.</w:t>
+        <w:t>The prediction timing analysis compares the GRU alone and the final ensemble. The GRU correctly identifies 190 sepsis patients, with 47.4% (90 patients) receiving their first positive prediction within the optimal -6h to 0h window, 20.0% (38) detected within 3 hours after onset, and 32.6% (62) detected more than 3 hours late, with a mean lead time of 2.5 hours before onset. The ensemble improves substantially: 268 sepsis patients are correctly identified, with 60.1% (161 patients) in the optimal window, 16.8% (45) in the late window, and only 23.1% (62) very late. The mean lead time is 1.6 hours before onset. The ensemble not only finds 78 more sepsis patients but also shifts the timing distribution toward earlier detection, with the proportion in the optimal window increasing from 47.4% to 60.1%.</w:t>
       </w:r>
     </w:p>
     <w:p>
       <w:pPr/>
       <w:r>
-        <w:t>The false negative analysis reveals that 268 sepsis patients were never flagged by the model. Of these missed patients, 32.8% (88 patients) had a maximum prediction probability above 0.35, meaning they were close misses that a slightly lower threshold would have caught. A broader view shows 42.9% (115 patients) reached predictions above 0.30. Conversely, 35.1% (94 patients) never exceeded a prediction of 0.20, indicating the model never suspected sepsis in these cases. The mean maximum prediction for missed patients was 0.2739, suggesting the model had partial signal for many of them but not enough to cross the threshold.</w:t>
+        <w:t>The ensemble's false negative analysis shows 190 missed sepsis patients (down from 268 for the GRU alone). Of these, 47.9% (91 patients) had maximum prediction probabilities above 0.45, indicating close misses that a lower threshold would catch. A broader view shows 60.0% (114 patients) reached predictions above 0.40. Only 7.9% (15 patients) never exceeded 0.20, indicating the model had essentially no signal for these cases. The mean maximum prediction for missed patients was 0.2739, substantially higher than for the GRU alone, suggesting the ensemble has stronger signal even for cases it ultimately misses.</w:t>
       </w:r>
     </w:p>
     <w:p>
       <w:pPr/>
       <w:r>
-        <w:t>The false positive analysis reveals a striking pattern: all 2,796 false positive predictions across 479 non-sepsis patients occur within the first 24 hours of ICU admission, with a mean ICULOS of just 0.5 hours at the time of false alarm. Among these false alarms, 23.2% had high confidence predictions above 0.70, while the remaining 76.8% fell in the medium range between 0.40 and 0.70. This concentration of false positives at admission suggests the model may be partially learning admission patterns, such as the initial battery of tests and measurements, rather than true sepsis precursors. This represents an important area for improvement, as reducing early false alarms would directly increase the utility score.</w:t>
+        <w:t>The ensemble's false positives total 4,717 samples across 1,290 non-sepsis patients. These false alarms cluster in the first 24 hours of ICU admission, with a mean ICULOS of just 0.3 hours at the time of false alarm. Among these, 22.3% have high confidence predictions above 0.70, while 77.7% fall in the medium range of 0.50-0.70. This admission clustering suggests both models partially learn admission patterns, such as the initial battery of tests and measurements, rather than true sepsis precursors. Reducing these early false alarms without sacrificing true positive detection remains an important area for future improvement.</w:t>
+      </w:r>
+    </w:p>
+    <w:p>
+      <w:pPr>
+        <w:pStyle w:val="Heading2"/>
+      </w:pPr>
+      <w:r>
+        <w:t>9.5 Model Agreement Analysis</w:t>
+      </w:r>
+    </w:p>
+    <w:p>
+      <w:pPr/>
+      <w:r>
+        <w:t>The model agreement analysis reveals the complementary nature of the GRU and LightGBM predictions. At the ensemble threshold of 0.50, both models agree on 94.4% of samples (223,511 both negative) and 1.0% (2,441 both positive). The interesting cases are the disagreements: 1.1% of samples (2,583) are flagged only by the GRU, while 3.4% (8,119) are flagged only by the LightGBM. The sepsis prevalence in each category is telling: 18.0% among samples where both models agree on positive, 10.3% among GRU-only positives, and 10.9% among LightGBM-only positives. All three categories are highly enriched compared to the 1.2% base rate among samples where both models agree on negative.</w:t>
+      </w:r>
+    </w:p>
+    <w:p>
+      <w:pPr/>
+      <w:r>
+        <w:t>The true positive breakdown is particularly revealing: only 440 (27.7%) of the 1,588 true positive detections are found by both models. The GRU uniquely identifies 267 cases (16.8%), while the LightGBM uniquely identifies 881 cases (55.5%). This means that more than half of all sepsis detections come from cases that only one model catches, explaining why the max ensemble strategy (which preserves all individual model detections) outperforms weighted averaging (which dilutes them). The complementarity arises from fundamentally different modeling approaches: the GRU captures sequential temporal dynamics through its recurrent architecture, while the LightGBM excels at detecting feature interactions and threshold effects through its tree-based splitting.</w:t>
+      </w:r>
+    </w:p>
+    <w:p>
+      <w:pPr>
+        <w:pStyle w:val="Heading2"/>
+      </w:pPr>
+      <w:r>
+        <w:t>9.6 Comparison to PhysioNet 2019 Challenge Winners</w:t>
+      </w:r>
+    </w:p>
+    <w:p>
+      <w:pPr/>
+      <w:r>
+        <w:t>The PhysioNet 2019 Challenge attracted hundreds of submissions, with the top entries achieving utility scores of 0.36-0.43 on the hidden test set. The first-place team used XGBoost with over 400 hand-engineered features, achieving 0.43. The second-place team employed LightGBM with extensive feature engineering (0.41), and the third-place team used a gradient boosting ensemble (0.40). A notable pattern emerges: all top performers used gradient boosting, not deep learning. Our ensemble achieves 0.4060 on the validation set, placing it competitively with the challenge winners. However, direct comparison requires caution: our evaluation uses a 15% patient-level validation split from the public training data, while challenge scores were computed on a separate hidden test set that may have different characteristics.</w:t>
       </w:r>
     </w:p>
     <w:p>
@@ -2011,7 +2135,7 @@
     </w:p>
     <w:p>
       <w:r>
-        <w:t>A comparison of feature importance rankings between the GRU (SHAP-based) and LightGBM (gain-based) models (Figure: feature_importance_comparison.png) reveals both agreements and interesting discrepancies. Both models identify vital signs and key laboratory values as important, confirming that the fundamental clinical signals are captured regardless of architecture. However, the GRU model places substantially higher importance on missingness and time-since features, reflecting its ability to model the temporal patterns of measurement that the flattened LightGBM representation cannot fully capture. The LightGBM model, in contrast, relies more heavily on its engineered rolling statistics, which are explicit temporal features that partially compensate for its inability to process raw sequences.</w:t>
+        <w:t>A comparison of feature importance rankings between the GRU (SHAP-based) and LightGBM (gain-based) models reveals striking differences that explain their complementary performance. Of the top 20 features for each model, only 5 appear in both lists: EtCO2_missing, HCO3_time_since, ICULOS, PaCO2_time_since, and Temp. The GRU prioritizes time_since features that encode temporal ordering patterns, while the LightGBM focuses on rolling statistics, actual clinical values, and demographic variables. This divergence in feature utilization is the fundamental driver of ensemble performance: each model extracts different predictive signals from the same underlying data, and combining their predictions captures a broader range of sepsis indicators than either model alone.</w:t>
       </w:r>
     </w:p>
     <w:p>
@@ -2037,7 +2161,7 @@
     </w:p>
     <w:p>
       <w:r>
-        <w:t>The development environment uses an NVIDIA RTX 1000 Laptop GPU (Ada Lovelace / Blackwell architecture) with 8 GB of VRAM. While this GPU provides substantial compute capability, its relatively limited memory required careful attention to memory management throughout the pipeline. The dataset preprocessing stage, which concatenates DataFrames across approximately 40,000 patients, was restructured to process patients in batches of 1,000 with explicit garbage collection between batches to prevent out-of-memory errors. Mixed precision training further reduces GPU memory consumption during the training loop, enabling a batch size of 64 with the bidirectional GRU model.</w:t>
+        <w:t>The development environment uses an NVIDIA RTX PRO 1000 Laptop GPU (Blackwell architecture) with 8 GB of VRAM. This required PyTorch nightly builds with CUDA 12.8 support, as the Blackwell architecture was not yet supported by stable PyTorch releases at the time of development.</w:t>
       </w:r>
     </w:p>
     <w:p>
@@ -2075,6 +2199,34 @@
       </w:r>
     </w:p>
     <w:p>
+      <w:pPr>
+        <w:pStyle w:val="Heading2"/>
+      </w:pPr>
+      <w:r>
+        <w:t>LightGBM Early Stopping</w:t>
+      </w:r>
+    </w:p>
+    <w:p>
+      <w:pPr/>
+      <w:r>
+        <w:t>The improved LightGBM initially stopped training after a single iteration when early stopping was enabled, producing a degenerate model with 0.0 utility. Investigation revealed that the validation loss increased monotonically from the first iteration due to the enhanced feature set, causing early stopping to trigger immediately. The solution was to disable early stopping entirely and train a fixed number of 500 trees, with utility evaluated separately after training. Experiments with 1,000 trees showed worse utility (0.3871 vs 0.3976) despite lower validation loss, confirming overfitting beyond 500 trees.</w:t>
+      </w:r>
+    </w:p>
+    <w:p>
+      <w:pPr>
+        <w:pStyle w:val="Heading2"/>
+      </w:pPr>
+      <w:r>
+        <w:t>Feature Engineering for Gradient Boosting</w:t>
+      </w:r>
+    </w:p>
+    <w:p>
+      <w:pPr/>
+      <w:r>
+        <w:t>A subtle but critical issue arose when computing clinical interaction features for the improved LightGBM. Ratio features such as shock index (HR/SBP) and respiratory-heart rate ratio (Resp/HR) produced NaN and Inf values because the underlying features are z-score normalized, meaning values frequently cross zero. The solution was to replace all ratio features with product features (HR*SBP, Resp*HR), which are equally informative for tree-based models while avoiding numerical instability.</w:t>
+      </w:r>
+    </w:p>
+    <w:p>
       <w:r>
         <w:t>Development was initially attempted under Windows Subsystem for Linux (WSL) for compatibility with the Linux-centric PyTorch ecosystem. However, WSL exhibited intermittent stability issues during long training runs, including unexpected process termination and filesystem synchronization delays. The project was ultimately developed in the native Windows environment with appropriate path handling, which provided more reliable long-running process execution.</w:t>
       </w:r>
@@ -2089,22 +2241,22 @@
     </w:p>
     <w:p>
       <w:r>
-        <w:t>This project demonstrates the feasibility of early sepsis prediction from routine ICU monitoring data using a relatively compact deep learning architecture. The bidirectional GRU with temporal attention achieves a PhysioNet utility score of 0.337, substantially outperforming the LightGBM baseline (0.137) and approaching the range of top-performing entries in the PhysioNet 2019 Challenge (0.36-0.43). The tripartite feature representation, which captures raw clinical values alongside missingness patterns and measurement recency, proves critical for performance, particularly in the context of the extreme data missingness characteristic of clinical settings.</w:t>
+        <w:t>This project demonstrates that early sepsis prediction from routine ICU monitoring data can achieve utility scores competitive with the PhysioNet 2019 Challenge winners through a carefully designed ensemble approach. The final system combines a bidirectional GRU with temporal attention (646,641 parameters, utility 0.3374) and an improved LightGBM with 244 engineered features (utility 0.3976) into a max-based ensemble that achieves a utility score of 0.4060. This places our system within the range of the top challenge entries (0.36-0.43) while providing interpretability through attention weights and SHAP analysis.</w:t>
       </w:r>
     </w:p>
     <w:p>
       <w:r>
-        <w:t>The explainability analysis provides encouraging evidence that the model's predictions align with clinical reasoning. The temporal attention mechanism concentrates on recent hours where acute changes are most clinically relevant, and SHAP analysis identifies physiologically meaningful features among the top predictors. The finding that missingness features contribute substantially to prediction quality validates the clinical intuition that the pattern of clinical monitoring itself carries diagnostic information.</w:t>
+        <w:t>The project yields several key insights. First, feature engineering remains critical even in the deep learning era: the improved LightGBM with 244 handcrafted features outperforms the GRU that must learn temporal patterns implicitly. Second, model complementarity drives ensemble performance: only 27.7% of true positive detections are found by both models, meaning each model captures unique sepsis signals. Third, the time_since features that dominate the GRU's SHAP analysis reveal that when clinicians order tests is more predictive than the test values themselves, aligning with clinical intuition that ordering patterns reflect clinical concern. Fourth, the ensemble achieves 60.1% of detections within the optimal -6h to 0h window, a substantial improvement over the GRU's 47.4%.</w:t>
       </w:r>
     </w:p>
     <w:p>
       <w:r>
-        <w:t>Several limitations of the current work should be acknowledged. First, evaluation has been conducted solely on the PhysioNet 2019 dataset, which originates from two US hospital systems. Performance on data from hospitals with different patient populations, monitoring practices, or electronic health record systems remains unknown. Second, the model operates on a fixed 24-hour window, which may not capture very long-term trends that develop over days. Third, the current architecture does not incorporate clinical text data, medication records, or other rich data sources available in modern EHR systems.</w:t>
+        <w:t>Several limitations should be acknowledged. Evaluation has been conducted solely on the PhysioNet 2019 dataset, which originates from two US hospital systems and may not generalize to other populations or clinical settings. The false positive analysis reveals that both models produce spurious predictions during the first hours of ICU admission, suggesting they partially learn admission patterns rather than true sepsis precursors. Additionally, the utility score was computed on the validation split of the public training data rather than the challenge's hidden test set, so direct comparison with published results requires caution.</w:t>
       </w:r>
     </w:p>
     <w:p>
       <w:r>
-        <w:t>Future work could pursue several promising directions. Ensemble methods combining the GRU and LightGBM models could leverage the complementary strengths of both architectures. The top-performing Challenge entries consistently employed ensemble strategies, suggesting that meaningful performance gains are achievable through this approach. Cross-hospital validation, potentially using the MIMIC-III or eICU databases, would assess generalizability and identify hospital-specific biases. The temporal attention mechanism could be extended with multi-head attention to capture different types of temporal patterns simultaneously. Finally, integration with clinical workflow systems and prospective validation studies would be necessary steps toward translating this work from a research prototype to a clinical tool.</w:t>
+        <w:t>Future work could pursue several promising directions. The admission-period false positive problem could be addressed through specialized models for the first 6-12 hours of ICU stay versus later hours. Additional feature engineering, particularly for laboratory values and their rates of change, could further improve the LightGBM component. The 400+ features used by the challenge winner suggest substantial room for feature expansion. Cross-validation across multiple random seeds would strengthen the statistical validity of the results. Finally, calibration analysis and deployment considerations such as computational latency and alert fatigue would be essential steps toward clinical translation.</w:t>
       </w:r>
     </w:p>
     <w:p>
